--- a/analyses-project/guidance/ENSO_cloud_project_student_guide.docx
+++ b/analyses-project/guidance/ENSO_cloud_project_student_guide.docx
@@ -4034,7 +4034,7 @@
               <w:spacing w:after="30"/>
             </w:pPr>
             <w:r>
-              <w:t xml:space="preserve">Correlation with the ONI shifted in time (notebook §6: positive lag = ONI leads)</w:t>
+              <w:t xml:space="preserve">Correlation with the ONI shifted in time (notebook §6: lag +L pairs the ONI from L months earlier with cloud now, i.e. ONI leads)</w:t>
             </w:r>
           </w:p>
         </w:tc>

--- a/analyses-project/guidance/ENSO_cloud_project_student_guide.docx
+++ b/analyses-project/guidance/ENSO_cloud_project_student_guide.docx
@@ -3974,7 +3974,7 @@
               <w:t xml:space="preserve">n</w:t>
             </w:r>
             <w:r>
-              <w:t xml:space="preserve">; monthly ENSO data are autocorrelated, so use n_eff = n(1 − r₁ₓr₁ᵧ)/(1 + r₁ₓr₁ᵧ) (notebook §6)</w:t>
+              <w:t xml:space="preserve">; monthly ENSO data are autocorrelated, so use the effective sample size (the number of genuinely independent values), n_eff = n(1 − r₁ₓr₁ᵧ)/(1 + r₁ₓr₁ᵧ) (notebook §6)</w:t>
             </w:r>
           </w:p>
         </w:tc>
